--- a/素材/效果类项目素材/宠物循环饮水机/宠物循环饮水机资料包.docx
+++ b/素材/效果类项目素材/宠物循环饮水机/宠物循环饮水机资料包.docx
@@ -4,538 +4,575 @@
   <w:body>
     <w:p>
       <w:pPr>
-        <w:keepNext/>
-        <w:spacing w:after="80"/>
-        <w:jc w:val="left"/>
+        <w:pStyle w:val="Title"/>
       </w:pPr>
       <w:r>
-        <w:rPr>
-          <w:rFonts w:ascii="Microsoft YaHei" w:hAnsi="Microsoft YaHei" w:eastAsia="Microsoft YaHei"/>
-          <w:b/>
-          <w:color w:val="253247"/>
-          <w:sz w:val="42"/>
-        </w:rPr>
-        <w:t>宠物循环饮水机产品素材制作信息</w:t>
+        <w:t>宠物循环饮水机产品资料包</w:t>
       </w:r>
     </w:p>
     <w:p>
       <w:pPr>
-        <w:spacing w:after="240"/>
+        <w:pStyle w:val="DocumentSubtitle"/>
       </w:pPr>
       <w:r>
-        <w:rPr>
-          <w:rFonts w:ascii="Microsoft YaHei" w:hAnsi="Microsoft YaHei" w:eastAsia="Microsoft YaHei"/>
-          <w:b/>
-          <w:color w:val="C4552D"/>
-          <w:sz w:val="20"/>
-        </w:rPr>
         <w:t>效果类项目素材资料</w:t>
       </w:r>
     </w:p>
     <w:p>
       <w:pPr>
-        <w:spacing w:before="40" w:after="240" w:line="324" w:lineRule="auto"/>
-        <w:ind w:left="198" w:right="198"/>
-        <w:shd w:val="clear" w:color="auto" w:fill="FFF5EF"/>
+        <w:spacing w:after="180"/>
+      </w:pPr>
+      <w:r>
+        <w:t>本资料包只记录已确认的产品基础信息和可直接用于素材创意的卖点事实。Prompt 数量、片段时长、视觉风格、投放渠道和禁用元素在 Prompt 节点配置；画幅、分辨率和生成模型能力在视频渲染节点配置。</w:t>
+      </w:r>
+    </w:p>
+    <w:p>
+      <w:pPr>
+        <w:pStyle w:val="Heading1"/>
+      </w:pPr>
+      <w:r>
+        <w:t>产品基础信息</w:t>
+      </w:r>
+    </w:p>
+    <w:tbl>
+      <w:tblPr>
+        <w:tblW w:type="auto" w:w="0"/>
+        <w:tblLayout w:type="fixed"/>
+        <w:tblLook w:firstColumn="1" w:firstRow="1" w:lastColumn="0" w:lastRow="0" w:noHBand="0" w:noVBand="1" w:val="04A0"/>
+        <w:tblBorders>
+          <w:top w:val="single" w:sz="6" w:color="D9D9D9"/>
+          <w:left w:val="single" w:sz="6" w:color="D9D9D9"/>
+          <w:bottom w:val="single" w:sz="6" w:color="D9D9D9"/>
+          <w:right w:val="single" w:sz="6" w:color="D9D9D9"/>
+          <w:insideH w:val="single" w:sz="6" w:color="D9D9D9"/>
+          <w:insideV w:val="single" w:sz="6" w:color="D9D9D9"/>
+        </w:tblBorders>
+      </w:tblPr>
+      <w:tblGrid>
+        <w:gridCol w:w="4762"/>
+        <w:gridCol w:w="4762"/>
+      </w:tblGrid>
+      <w:tr>
+        <w:tc>
+          <w:tcPr>
+            <w:tcW w:type="dxa" w:w="1814"/>
+            <w:vAlign w:val="center"/>
+            <w:shd w:fill="EEF3F9"/>
+            <w:tcMar>
+              <w:top w:w="100" w:type="dxa"/>
+              <w:start w:w="120" w:type="dxa"/>
+              <w:bottom w:w="100" w:type="dxa"/>
+              <w:end w:w="120" w:type="dxa"/>
+            </w:tcMar>
+          </w:tcPr>
+          <w:p>
+            <w:pPr>
+              <w:spacing w:after="0"/>
+              <w:jc w:val="center"/>
+            </w:pPr>
+            <w:r>
+              <w:rPr>
+                <w:rFonts w:ascii="Microsoft YaHei" w:hAnsi="Microsoft YaHei" w:eastAsia="Microsoft YaHei"/>
+                <w:b/>
+                <w:color w:val="000000"/>
+                <w:sz w:val="20"/>
+              </w:rPr>
+              <w:t>产品品类</w:t>
+            </w:r>
+          </w:p>
+        </w:tc>
+        <w:tc>
+          <w:tcPr>
+            <w:tcW w:type="dxa" w:w="7483"/>
+            <w:vAlign w:val="center"/>
+            <w:tcMar>
+              <w:top w:w="100" w:type="dxa"/>
+              <w:start w:w="120" w:type="dxa"/>
+              <w:bottom w:w="100" w:type="dxa"/>
+              <w:end w:w="120" w:type="dxa"/>
+            </w:tcMar>
+          </w:tcPr>
+          <w:p>
+            <w:pPr>
+              <w:spacing w:after="0"/>
+            </w:pPr>
+            <w:r>
+              <w:rPr>
+                <w:rFonts w:ascii="Microsoft YaHei" w:hAnsi="Microsoft YaHei" w:eastAsia="Microsoft YaHei"/>
+                <w:b w:val="0"/>
+                <w:color w:val="000000"/>
+                <w:sz w:val="20"/>
+              </w:rPr>
+              <w:t>宠物饮水用品</w:t>
+            </w:r>
+          </w:p>
+        </w:tc>
+      </w:tr>
+      <w:tr>
+        <w:tc>
+          <w:tcPr>
+            <w:tcW w:type="dxa" w:w="1814"/>
+            <w:vAlign w:val="center"/>
+            <w:shd w:fill="EEF3F9"/>
+            <w:tcMar>
+              <w:top w:w="100" w:type="dxa"/>
+              <w:start w:w="120" w:type="dxa"/>
+              <w:bottom w:w="100" w:type="dxa"/>
+              <w:end w:w="120" w:type="dxa"/>
+            </w:tcMar>
+          </w:tcPr>
+          <w:p>
+            <w:pPr>
+              <w:spacing w:after="0"/>
+              <w:jc w:val="center"/>
+            </w:pPr>
+            <w:r>
+              <w:rPr>
+                <w:rFonts w:ascii="Microsoft YaHei" w:hAnsi="Microsoft YaHei" w:eastAsia="Microsoft YaHei"/>
+                <w:b/>
+                <w:color w:val="000000"/>
+                <w:sz w:val="20"/>
+              </w:rPr>
+              <w:t>产品名称</w:t>
+            </w:r>
+          </w:p>
+        </w:tc>
+        <w:tc>
+          <w:tcPr>
+            <w:tcW w:type="dxa" w:w="7483"/>
+            <w:vAlign w:val="center"/>
+            <w:tcMar>
+              <w:top w:w="100" w:type="dxa"/>
+              <w:start w:w="120" w:type="dxa"/>
+              <w:bottom w:w="100" w:type="dxa"/>
+              <w:end w:w="120" w:type="dxa"/>
+            </w:tcMar>
+          </w:tcPr>
+          <w:p>
+            <w:pPr>
+              <w:spacing w:after="0"/>
+            </w:pPr>
+            <w:r>
+              <w:rPr>
+                <w:rFonts w:ascii="Microsoft YaHei" w:hAnsi="Microsoft YaHei" w:eastAsia="Microsoft YaHei"/>
+                <w:b w:val="0"/>
+                <w:color w:val="000000"/>
+                <w:sz w:val="20"/>
+              </w:rPr>
+              <w:t>宠物循环饮水机</w:t>
+            </w:r>
+          </w:p>
+        </w:tc>
+      </w:tr>
+      <w:tr>
+        <w:tc>
+          <w:tcPr>
+            <w:tcW w:type="dxa" w:w="1814"/>
+            <w:vAlign w:val="center"/>
+            <w:shd w:fill="EEF3F9"/>
+            <w:tcMar>
+              <w:top w:w="100" w:type="dxa"/>
+              <w:start w:w="120" w:type="dxa"/>
+              <w:bottom w:w="100" w:type="dxa"/>
+              <w:end w:w="120" w:type="dxa"/>
+            </w:tcMar>
+          </w:tcPr>
+          <w:p>
+            <w:pPr>
+              <w:spacing w:after="0"/>
+              <w:jc w:val="center"/>
+            </w:pPr>
+            <w:r>
+              <w:rPr>
+                <w:rFonts w:ascii="Microsoft YaHei" w:hAnsi="Microsoft YaHei" w:eastAsia="Microsoft YaHei"/>
+                <w:b/>
+                <w:color w:val="000000"/>
+                <w:sz w:val="20"/>
+              </w:rPr>
+              <w:t>核心规格</w:t>
+            </w:r>
+          </w:p>
+        </w:tc>
+        <w:tc>
+          <w:tcPr>
+            <w:tcW w:type="dxa" w:w="7483"/>
+            <w:vAlign w:val="center"/>
+            <w:tcMar>
+              <w:top w:w="100" w:type="dxa"/>
+              <w:start w:w="120" w:type="dxa"/>
+              <w:bottom w:w="100" w:type="dxa"/>
+              <w:end w:w="120" w:type="dxa"/>
+            </w:tcMar>
+          </w:tcPr>
+          <w:p>
+            <w:pPr>
+              <w:spacing w:after="0"/>
+            </w:pPr>
+            <w:r>
+              <w:rPr>
+                <w:rFonts w:ascii="Microsoft YaHei" w:hAnsi="Microsoft YaHei" w:eastAsia="Microsoft YaHei"/>
+                <w:b w:val="0"/>
+                <w:color w:val="000000"/>
+                <w:sz w:val="20"/>
+              </w:rPr>
+              <w:t>2.5L 容量，USB 供电</w:t>
+            </w:r>
+          </w:p>
+        </w:tc>
+      </w:tr>
+      <w:tr>
+        <w:tc>
+          <w:tcPr>
+            <w:tcW w:type="dxa" w:w="1814"/>
+            <w:vAlign w:val="center"/>
+            <w:shd w:fill="EEF3F9"/>
+            <w:tcMar>
+              <w:top w:w="100" w:type="dxa"/>
+              <w:start w:w="120" w:type="dxa"/>
+              <w:bottom w:w="100" w:type="dxa"/>
+              <w:end w:w="120" w:type="dxa"/>
+            </w:tcMar>
+          </w:tcPr>
+          <w:p>
+            <w:pPr>
+              <w:spacing w:after="0"/>
+              <w:jc w:val="center"/>
+            </w:pPr>
+            <w:r>
+              <w:rPr>
+                <w:rFonts w:ascii="Microsoft YaHei" w:hAnsi="Microsoft YaHei" w:eastAsia="Microsoft YaHei"/>
+                <w:b/>
+                <w:color w:val="000000"/>
+                <w:sz w:val="20"/>
+              </w:rPr>
+              <w:t>价格带</w:t>
+            </w:r>
+          </w:p>
+        </w:tc>
+        <w:tc>
+          <w:tcPr>
+            <w:tcW w:type="dxa" w:w="7483"/>
+            <w:vAlign w:val="center"/>
+            <w:tcMar>
+              <w:top w:w="100" w:type="dxa"/>
+              <w:start w:w="120" w:type="dxa"/>
+              <w:bottom w:w="100" w:type="dxa"/>
+              <w:end w:w="120" w:type="dxa"/>
+            </w:tcMar>
+          </w:tcPr>
+          <w:p>
+            <w:pPr>
+              <w:spacing w:after="0"/>
+            </w:pPr>
+            <w:r>
+              <w:rPr>
+                <w:rFonts w:ascii="Microsoft YaHei" w:hAnsi="Microsoft YaHei" w:eastAsia="Microsoft YaHei"/>
+                <w:b w:val="0"/>
+                <w:color w:val="000000"/>
+                <w:sz w:val="20"/>
+              </w:rPr>
+              <w:t>159 元/台</w:t>
+            </w:r>
+          </w:p>
+        </w:tc>
+      </w:tr>
+      <w:tr>
+        <w:tc>
+          <w:tcPr>
+            <w:tcW w:type="dxa" w:w="1814"/>
+            <w:vAlign w:val="center"/>
+            <w:shd w:fill="EEF3F9"/>
+            <w:tcMar>
+              <w:top w:w="100" w:type="dxa"/>
+              <w:start w:w="120" w:type="dxa"/>
+              <w:bottom w:w="100" w:type="dxa"/>
+              <w:end w:w="120" w:type="dxa"/>
+            </w:tcMar>
+          </w:tcPr>
+          <w:p>
+            <w:pPr>
+              <w:spacing w:after="0"/>
+              <w:jc w:val="center"/>
+            </w:pPr>
+            <w:r>
+              <w:rPr>
+                <w:rFonts w:ascii="Microsoft YaHei" w:hAnsi="Microsoft YaHei" w:eastAsia="Microsoft YaHei"/>
+                <w:b/>
+                <w:color w:val="000000"/>
+                <w:sz w:val="20"/>
+              </w:rPr>
+              <w:t>核心外观特征</w:t>
+            </w:r>
+          </w:p>
+        </w:tc>
+        <w:tc>
+          <w:tcPr>
+            <w:tcW w:type="dxa" w:w="7483"/>
+            <w:vAlign w:val="center"/>
+            <w:tcMar>
+              <w:top w:w="100" w:type="dxa"/>
+              <w:start w:w="120" w:type="dxa"/>
+              <w:bottom w:w="100" w:type="dxa"/>
+              <w:end w:w="120" w:type="dxa"/>
+            </w:tcMar>
+          </w:tcPr>
+          <w:p>
+            <w:pPr>
+              <w:spacing w:after="0"/>
+            </w:pPr>
+            <w:r>
+              <w:rPr>
+                <w:rFonts w:ascii="Microsoft YaHei" w:hAnsi="Microsoft YaHei" w:eastAsia="Microsoft YaHei"/>
+                <w:b w:val="0"/>
+                <w:color w:val="000000"/>
+                <w:sz w:val="20"/>
+              </w:rPr>
+              <w:t>机身为暖白色圆角方形，顶部是浅口拉丝不锈钢饮水盘与低位出水口；正面设窄长透明水位窗，水流形成柔和环形波纹。</w:t>
+            </w:r>
+          </w:p>
+        </w:tc>
+      </w:tr>
+    </w:tbl>
+    <w:p>
+      <w:pPr>
+        <w:pStyle w:val="Heading1"/>
+      </w:pPr>
+      <w:r>
+        <w:t>卖点</w:t>
+      </w:r>
+    </w:p>
+    <w:p>
+      <w:pPr>
+        <w:pStyle w:val="ListNumber"/>
+        <w:spacing w:after="80"/>
+        <w:ind w:left="408" w:hanging="255"/>
       </w:pPr>
       <w:r>
         <w:rPr>
           <w:rFonts w:ascii="Microsoft YaHei" w:hAnsi="Microsoft YaHei" w:eastAsia="Microsoft YaHei"/>
           <w:b w:val="0"/>
-          <w:color w:val="667085"/>
-          <w:sz w:val="19"/>
+          <w:color w:val="000000"/>
+          <w:sz w:val="21"/>
         </w:rPr>
-        <w:t>说明：本资料包只填写产品基础、卖点、用户与场景信息。Prompt 数量、片段时长、视觉风格、投放渠道和禁用元素在 Prompt 生成节点配置；画幅、分辨率和 Seedance 能力在视频渲染节点配置。</w:t>
+        <w:t>循环水流形成持续可见的饮水动态。</w:t>
       </w:r>
     </w:p>
     <w:p>
       <w:pPr>
-        <w:pStyle w:val="Heading1"/>
-        <w:pBdr>
-          <w:bottom w:val="single" w:sz="8" w:space="4" w:color="E6C8BA"/>
-        </w:pBdr>
-      </w:pPr>
-      <w:r>
-        <w:t>产品基础层</w:t>
-      </w:r>
-    </w:p>
-    <w:p>
-      <w:pPr>
-        <w:pStyle w:val="Heading2"/>
-      </w:pPr>
-      <w:r>
-        <w:t>品类</w:t>
-      </w:r>
-    </w:p>
-    <w:p>
-      <w:pPr>
-        <w:pStyle w:val="FieldValue"/>
-      </w:pPr>
-      <w:r>
-        <w:t>宠物饮水用品</w:t>
-      </w:r>
-    </w:p>
-    <w:p>
-      <w:pPr>
-        <w:pStyle w:val="Heading2"/>
-      </w:pPr>
-      <w:r>
-        <w:t>产品名称</w:t>
-      </w:r>
-    </w:p>
-    <w:p>
-      <w:pPr>
-        <w:pStyle w:val="FieldValue"/>
-      </w:pPr>
-      <w:r>
-        <w:t>宠物循环饮水机</w:t>
-      </w:r>
-    </w:p>
-    <w:p>
-      <w:pPr>
-        <w:pStyle w:val="Heading2"/>
-      </w:pPr>
-      <w:r>
-        <w:t>核心规格</w:t>
-      </w:r>
-    </w:p>
-    <w:p>
-      <w:pPr>
-        <w:pStyle w:val="FieldValue"/>
-      </w:pPr>
-      <w:r>
-        <w:t>2.5L 容量，USB 供电</w:t>
-      </w:r>
-    </w:p>
-    <w:p>
-      <w:pPr>
-        <w:pStyle w:val="Heading2"/>
-      </w:pPr>
-      <w:r>
-        <w:t>价格带</w:t>
-      </w:r>
-    </w:p>
-    <w:p>
-      <w:pPr>
-        <w:pStyle w:val="FieldValue"/>
-      </w:pPr>
-      <w:r>
-        <w:t>159 元/台</w:t>
-      </w:r>
-    </w:p>
-    <w:p>
-      <w:pPr>
-        <w:pStyle w:val="Heading2"/>
-      </w:pPr>
-      <w:r>
-        <w:t>核心外观特征</w:t>
-      </w:r>
-    </w:p>
-    <w:p>
-      <w:pPr>
-        <w:pStyle w:val="FieldValue"/>
-      </w:pPr>
-      <w:r>
-        <w:t>机身为暖白色圆角方形，顶部是浅口拉丝不锈钢饮水盘与低位出水口；正面设窄长透明水位窗，水流形成柔和环形波纹。</w:t>
-      </w:r>
-    </w:p>
-    <w:p>
-      <w:pPr>
-        <w:pStyle w:val="Heading1"/>
-        <w:pBdr>
-          <w:bottom w:val="single" w:sz="8" w:space="4" w:color="E6C8BA"/>
-        </w:pBdr>
-      </w:pPr>
-      <w:r>
-        <w:t>卖点分层</w:t>
-      </w:r>
-    </w:p>
-    <w:p>
-      <w:pPr>
-        <w:pStyle w:val="Heading2"/>
-      </w:pPr>
-      <w:r>
-        <w:t>核心卖点</w:t>
-      </w:r>
-    </w:p>
-    <w:p>
-      <w:pPr>
-        <w:pStyle w:val="ListBullet"/>
-      </w:pPr>
-      <w:r>
-        <w:t>循环水流保持持续可见的饮水动态</w:t>
-      </w:r>
-    </w:p>
-    <w:p>
-      <w:pPr>
-        <w:pStyle w:val="ListBullet"/>
-      </w:pPr>
-      <w:r>
-        <w:t>2.5L 容量适合日常家庭使用</w:t>
-      </w:r>
-    </w:p>
-    <w:p>
-      <w:pPr>
-        <w:pStyle w:val="ListBullet"/>
-      </w:pPr>
-      <w:r>
-        <w:t>宽口浅盘方便猫咪自然低头饮水</w:t>
-      </w:r>
-    </w:p>
-    <w:p>
-      <w:pPr>
-        <w:pStyle w:val="Heading2"/>
-      </w:pPr>
-      <w:r>
-        <w:t>次要卖点</w:t>
-      </w:r>
-    </w:p>
-    <w:p>
-      <w:pPr>
-        <w:pStyle w:val="ListBullet"/>
-      </w:pPr>
-      <w:r>
-        <w:t>正面透明水位窗便于观察余量</w:t>
-      </w:r>
-    </w:p>
-    <w:p>
-      <w:pPr>
-        <w:pStyle w:val="ListBullet"/>
-      </w:pPr>
-      <w:r>
-        <w:t>顶部不锈钢饮水盘易于取下</w:t>
-      </w:r>
-    </w:p>
-    <w:p>
-      <w:pPr>
-        <w:pStyle w:val="ListBullet"/>
-      </w:pPr>
-      <w:r>
-        <w:t>水泵与上盖采用可拆模块结构</w:t>
-      </w:r>
-    </w:p>
-    <w:p>
-      <w:pPr>
-        <w:pStyle w:val="ListBullet"/>
-      </w:pPr>
-      <w:r>
-        <w:t>圆角宽底机身放置稳定</w:t>
-      </w:r>
-    </w:p>
-    <w:p>
-      <w:pPr>
-        <w:pStyle w:val="Heading2"/>
-      </w:pPr>
-      <w:r>
-        <w:t>辅助信任背书</w:t>
-      </w:r>
-    </w:p>
-    <w:p>
-      <w:pPr>
-        <w:pStyle w:val="FieldValue"/>
-      </w:pPr>
-      <w:r>
-        <w:t>暂无。</w:t>
-      </w:r>
-    </w:p>
-    <w:p>
-      <w:pPr>
-        <w:pStyle w:val="Heading1"/>
-        <w:pBdr>
-          <w:bottom w:val="single" w:sz="8" w:space="4" w:color="E6C8BA"/>
-        </w:pBdr>
-      </w:pPr>
-      <w:r>
-        <w:t>用户层</w:t>
-      </w:r>
-    </w:p>
-    <w:p>
-      <w:pPr>
-        <w:pStyle w:val="Heading2"/>
-      </w:pPr>
-      <w:r>
-        <w:t>目标受众画像</w:t>
-      </w:r>
-    </w:p>
-    <w:p>
-      <w:pPr>
-        <w:pStyle w:val="ListBullet"/>
-      </w:pPr>
-      <w:r>
-        <w:t>室内养猫家庭</w:t>
-      </w:r>
-    </w:p>
-    <w:p>
-      <w:pPr>
-        <w:pStyle w:val="ListBullet"/>
-      </w:pPr>
-      <w:r>
-        <w:t>工作日白天经常外出的宠物主人</w:t>
-      </w:r>
-    </w:p>
-    <w:p>
-      <w:pPr>
-        <w:pStyle w:val="ListBullet"/>
-      </w:pPr>
-      <w:r>
-        <w:t>多猫家庭用品采购者</w:t>
-      </w:r>
-    </w:p>
-    <w:p>
-      <w:pPr>
-        <w:pStyle w:val="ListBullet"/>
-      </w:pPr>
-      <w:r>
-        <w:t>重视宠物用品清洁便利的消费者</w:t>
-      </w:r>
-    </w:p>
-    <w:p>
-      <w:pPr>
-        <w:pStyle w:val="Heading2"/>
-      </w:pPr>
-      <w:r>
-        <w:t>核心痛点</w:t>
-      </w:r>
-    </w:p>
-    <w:p>
-      <w:pPr>
-        <w:pStyle w:val="ListBullet"/>
-      </w:pPr>
-      <w:r>
-        <w:t>普通水碗水面静止，宠物饮水兴趣不足</w:t>
-      </w:r>
-    </w:p>
-    <w:p>
-      <w:pPr>
-        <w:pStyle w:val="ListBullet"/>
-      </w:pPr>
-      <w:r>
-        <w:t>忙碌时容易忘记查看和补充水量</w:t>
-      </w:r>
-    </w:p>
-    <w:p>
-      <w:pPr>
-        <w:pStyle w:val="ListBullet"/>
-      </w:pPr>
-      <w:r>
-        <w:t>饮水设备结构复杂，日常拆洗费时</w:t>
-      </w:r>
-    </w:p>
-    <w:p>
-      <w:pPr>
-        <w:pStyle w:val="Heading2"/>
-      </w:pPr>
-      <w:r>
-        <w:t>决策动因</w:t>
-      </w:r>
-    </w:p>
-    <w:p>
-      <w:pPr>
-        <w:pStyle w:val="ListBullet"/>
-      </w:pPr>
-      <w:r>
-        <w:t>关注水流是否稳定且不过度飞溅</w:t>
-      </w:r>
-    </w:p>
-    <w:p>
-      <w:pPr>
-        <w:pStyle w:val="ListBullet"/>
-      </w:pPr>
-      <w:r>
-        <w:t>看重容量和水位是否容易观察</w:t>
-      </w:r>
-    </w:p>
-    <w:p>
-      <w:pPr>
-        <w:pStyle w:val="ListBullet"/>
-      </w:pPr>
-      <w:r>
-        <w:t>需要饮水盘与内部模块便于拆洗</w:t>
-      </w:r>
-    </w:p>
-    <w:p>
-      <w:pPr>
-        <w:pStyle w:val="ListBullet"/>
-      </w:pPr>
-      <w:r>
-        <w:t>希望设备与家居环境协调</w:t>
-      </w:r>
-    </w:p>
-    <w:p>
-      <w:pPr>
-        <w:pStyle w:val="Heading2"/>
-      </w:pPr>
-      <w:r>
-        <w:t>营销目标</w:t>
-      </w:r>
-    </w:p>
-    <w:p>
-      <w:pPr>
-        <w:pStyle w:val="FieldValue"/>
-      </w:pPr>
-      <w:r>
-        <w:t>通过真实饮水动作、循环水纹和可见水位，展示宠物日常饮水场景与维护便利，提升养宠家庭购买意愿。</w:t>
-      </w:r>
-    </w:p>
-    <w:p>
-      <w:pPr>
-        <w:pStyle w:val="Heading1"/>
-        <w:pBdr>
-          <w:bottom w:val="single" w:sz="8" w:space="4" w:color="E6C8BA"/>
-        </w:pBdr>
-      </w:pPr>
-      <w:r>
-        <w:t>场景层</w:t>
-      </w:r>
-    </w:p>
-    <w:p>
-      <w:pPr>
-        <w:pStyle w:val="Heading2"/>
-      </w:pPr>
-      <w:r>
-        <w:t>核心使用场景</w:t>
-      </w:r>
-    </w:p>
-    <w:p>
-      <w:pPr>
-        <w:pStyle w:val="ListBullet"/>
-      </w:pPr>
-      <w:r>
-        <w:t>客厅日常饮水</w:t>
-      </w:r>
-    </w:p>
-    <w:p>
-      <w:pPr>
-        <w:pStyle w:val="ListBullet"/>
-      </w:pPr>
-      <w:r>
-        <w:t>工作日宠物独处</w:t>
-      </w:r>
-    </w:p>
-    <w:p>
-      <w:pPr>
-        <w:pStyle w:val="ListBullet"/>
-      </w:pPr>
-      <w:r>
-        <w:t>多猫家庭共用</w:t>
-      </w:r>
-    </w:p>
-    <w:p>
-      <w:pPr>
-        <w:pStyle w:val="ListBullet"/>
-      </w:pPr>
-      <w:r>
-        <w:t>饮水盘拆卸清洗</w:t>
-      </w:r>
-    </w:p>
-    <w:p>
-      <w:pPr>
-        <w:pStyle w:val="Heading2"/>
-      </w:pPr>
-      <w:r>
-        <w:t>购买场景</w:t>
-      </w:r>
-    </w:p>
-    <w:p>
-      <w:pPr>
-        <w:pStyle w:val="ListBullet"/>
-      </w:pPr>
-      <w:r>
-        <w:t>宠物日用品更新</w:t>
-      </w:r>
-    </w:p>
-    <w:p>
-      <w:pPr>
-        <w:pStyle w:val="ListBullet"/>
-      </w:pPr>
-      <w:r>
-        <w:t>新宠到家用品准备</w:t>
-      </w:r>
-    </w:p>
-    <w:p>
-      <w:pPr>
-        <w:pStyle w:val="ListBullet"/>
-      </w:pPr>
-      <w:r>
-        <w:t>多猫家庭设备升级</w:t>
-      </w:r>
-    </w:p>
-    <w:p>
-      <w:pPr>
-        <w:pStyle w:val="Heading2"/>
-      </w:pPr>
-      <w:r>
-        <w:t>情绪共鸣场景</w:t>
-      </w:r>
-    </w:p>
-    <w:p>
-      <w:pPr>
-        <w:pStyle w:val="ListBullet"/>
-      </w:pPr>
-      <w:r>
-        <w:t>看到宠物自然饮水的安心感</w:t>
-      </w:r>
-    </w:p>
-    <w:p>
-      <w:pPr>
-        <w:pStyle w:val="ListBullet"/>
-      </w:pPr>
-      <w:r>
-        <w:t>水位清晰可见带来的踏实感</w:t>
-      </w:r>
-    </w:p>
-    <w:p>
-      <w:pPr>
-        <w:pStyle w:val="ListBullet"/>
-      </w:pPr>
-      <w:r>
-        <w:t>干净家居与宠物陪伴的温馨感</w:t>
-      </w:r>
-    </w:p>
-    <w:p>
-      <w:pPr>
-        <w:spacing w:before="320" w:after="0"/>
-        <w:shd w:val="clear" w:color="auto" w:fill="F7F8FA"/>
+        <w:pStyle w:val="ListNumber"/>
+        <w:spacing w:after="80"/>
+        <w:ind w:left="408" w:hanging="255"/>
       </w:pPr>
       <w:r>
         <w:rPr>
           <w:rFonts w:ascii="Microsoft YaHei" w:hAnsi="Microsoft YaHei" w:eastAsia="Microsoft YaHei"/>
           <w:b w:val="0"/>
-          <w:color w:val="667085"/>
-          <w:sz w:val="19"/>
+          <w:color w:val="000000"/>
+          <w:sz w:val="21"/>
         </w:rPr>
-        <w:t>填写确认：以上内容由资料提供方确认，作为本次效果类项目的信息提炼依据。</w:t>
+        <w:t>低位出水口在浅口饮水盘上形成柔和环形水纹。</w:t>
+      </w:r>
+    </w:p>
+    <w:p>
+      <w:pPr>
+        <w:pStyle w:val="ListNumber"/>
+        <w:spacing w:after="80"/>
+        <w:ind w:left="408" w:hanging="255"/>
+      </w:pPr>
+      <w:r>
+        <w:rPr>
+          <w:rFonts w:ascii="Microsoft YaHei" w:hAnsi="Microsoft YaHei" w:eastAsia="Microsoft YaHei"/>
+          <w:b w:val="0"/>
+          <w:color w:val="000000"/>
+          <w:sz w:val="21"/>
+        </w:rPr>
+        <w:t>宽口浅盘便于猫咪自然低头饮水。</w:t>
+      </w:r>
+    </w:p>
+    <w:p>
+      <w:pPr>
+        <w:pStyle w:val="ListNumber"/>
+        <w:spacing w:after="80"/>
+        <w:ind w:left="408" w:hanging="255"/>
+      </w:pPr>
+      <w:r>
+        <w:rPr>
+          <w:rFonts w:ascii="Microsoft YaHei" w:hAnsi="Microsoft YaHei" w:eastAsia="Microsoft YaHei"/>
+          <w:b w:val="0"/>
+          <w:color w:val="000000"/>
+          <w:sz w:val="21"/>
+        </w:rPr>
+        <w:t>2.5L 容量适合室内养猫家庭的日常使用。</w:t>
+      </w:r>
+    </w:p>
+    <w:p>
+      <w:pPr>
+        <w:pStyle w:val="ListNumber"/>
+        <w:spacing w:after="80"/>
+        <w:ind w:left="408" w:hanging="255"/>
+      </w:pPr>
+      <w:r>
+        <w:rPr>
+          <w:rFonts w:ascii="Microsoft YaHei" w:hAnsi="Microsoft YaHei" w:eastAsia="Microsoft YaHei"/>
+          <w:b w:val="0"/>
+          <w:color w:val="000000"/>
+          <w:sz w:val="21"/>
+        </w:rPr>
+        <w:t>正面透明水位窗无需打开上盖即可观察余量。</w:t>
+      </w:r>
+    </w:p>
+    <w:p>
+      <w:pPr>
+        <w:pStyle w:val="ListNumber"/>
+        <w:spacing w:after="80"/>
+        <w:ind w:left="408" w:hanging="255"/>
+      </w:pPr>
+      <w:r>
+        <w:rPr>
+          <w:rFonts w:ascii="Microsoft YaHei" w:hAnsi="Microsoft YaHei" w:eastAsia="Microsoft YaHei"/>
+          <w:b w:val="0"/>
+          <w:color w:val="000000"/>
+          <w:sz w:val="21"/>
+        </w:rPr>
+        <w:t>拉丝不锈钢饮水盘可从顶部取下。</w:t>
+      </w:r>
+    </w:p>
+    <w:p>
+      <w:pPr>
+        <w:pStyle w:val="ListNumber"/>
+        <w:spacing w:after="80"/>
+        <w:ind w:left="408" w:hanging="255"/>
+      </w:pPr>
+      <w:r>
+        <w:rPr>
+          <w:rFonts w:ascii="Microsoft YaHei" w:hAnsi="Microsoft YaHei" w:eastAsia="Microsoft YaHei"/>
+          <w:b w:val="0"/>
+          <w:color w:val="000000"/>
+          <w:sz w:val="21"/>
+        </w:rPr>
+        <w:t>水泵与上盖采用可拆模块结构，便于分步清洗。</w:t>
+      </w:r>
+    </w:p>
+    <w:p>
+      <w:pPr>
+        <w:pStyle w:val="ListNumber"/>
+        <w:spacing w:after="80"/>
+        <w:ind w:left="408" w:hanging="255"/>
+      </w:pPr>
+      <w:r>
+        <w:rPr>
+          <w:rFonts w:ascii="Microsoft YaHei" w:hAnsi="Microsoft YaHei" w:eastAsia="Microsoft YaHei"/>
+          <w:b w:val="0"/>
+          <w:color w:val="000000"/>
+          <w:sz w:val="21"/>
+        </w:rPr>
+        <w:t>USB 供电适合家庭室内连续摆放。</w:t>
+      </w:r>
+    </w:p>
+    <w:p>
+      <w:pPr>
+        <w:pStyle w:val="ListNumber"/>
+        <w:spacing w:after="80"/>
+        <w:ind w:left="408" w:hanging="255"/>
+      </w:pPr>
+      <w:r>
+        <w:rPr>
+          <w:rFonts w:ascii="Microsoft YaHei" w:hAnsi="Microsoft YaHei" w:eastAsia="Microsoft YaHei"/>
+          <w:b w:val="0"/>
+          <w:color w:val="000000"/>
+          <w:sz w:val="21"/>
+        </w:rPr>
+        <w:t>圆角宽底机身放在地面或矮柜上更稳定。</w:t>
+      </w:r>
+    </w:p>
+    <w:p>
+      <w:pPr>
+        <w:pStyle w:val="ListNumber"/>
+        <w:spacing w:after="80"/>
+        <w:ind w:left="408" w:hanging="255"/>
+      </w:pPr>
+      <w:r>
+        <w:rPr>
+          <w:rFonts w:ascii="Microsoft YaHei" w:hAnsi="Microsoft YaHei" w:eastAsia="Microsoft YaHei"/>
+          <w:b w:val="0"/>
+          <w:color w:val="000000"/>
+          <w:sz w:val="21"/>
+        </w:rPr>
+        <w:t>暖白色机身能自然融入客厅和家居环境。</w:t>
+      </w:r>
+    </w:p>
+    <w:p>
+      <w:pPr>
+        <w:pStyle w:val="ListNumber"/>
+        <w:spacing w:after="80"/>
+        <w:ind w:left="408" w:hanging="255"/>
+      </w:pPr>
+      <w:r>
+        <w:rPr>
+          <w:rFonts w:ascii="Microsoft YaHei" w:hAnsi="Microsoft YaHei" w:eastAsia="Microsoft YaHei"/>
+          <w:b w:val="0"/>
+          <w:color w:val="000000"/>
+          <w:sz w:val="21"/>
+        </w:rPr>
+        <w:t>透明水位窗方便工作日外出前快速检查水量。</w:t>
+      </w:r>
+    </w:p>
+    <w:p>
+      <w:pPr>
+        <w:pStyle w:val="ListNumber"/>
+        <w:spacing w:after="80"/>
+        <w:ind w:left="408" w:hanging="255"/>
+      </w:pPr>
+      <w:r>
+        <w:rPr>
+          <w:rFonts w:ascii="Microsoft YaHei" w:hAnsi="Microsoft YaHei" w:eastAsia="Microsoft YaHei"/>
+          <w:b w:val="0"/>
+          <w:color w:val="000000"/>
+          <w:sz w:val="21"/>
+        </w:rPr>
+        <w:t>循环饮水形态适合记录猫咪主动靠近并低头饮水的过程。</w:t>
+      </w:r>
+    </w:p>
+    <w:p>
+      <w:pPr>
+        <w:pStyle w:val="ListNumber"/>
+        <w:spacing w:after="80"/>
+        <w:ind w:left="408" w:hanging="255"/>
+      </w:pPr>
+      <w:r>
+        <w:rPr>
+          <w:rFonts w:ascii="Microsoft YaHei" w:hAnsi="Microsoft YaHei" w:eastAsia="Microsoft YaHei"/>
+          <w:b w:val="0"/>
+          <w:color w:val="000000"/>
+          <w:sz w:val="21"/>
+        </w:rPr>
+        <w:t>宽口饮水盘可供多猫家庭轮流使用。</w:t>
+      </w:r>
+    </w:p>
+    <w:p>
+      <w:pPr>
+        <w:pStyle w:val="ListNumber"/>
+        <w:spacing w:after="80"/>
+        <w:ind w:left="408" w:hanging="255"/>
+      </w:pPr>
+      <w:r>
+        <w:rPr>
+          <w:rFonts w:ascii="Microsoft YaHei" w:hAnsi="Microsoft YaHei" w:eastAsia="Microsoft YaHei"/>
+          <w:b w:val="0"/>
+          <w:color w:val="000000"/>
+          <w:sz w:val="21"/>
+        </w:rPr>
+        <w:t>饮水盘、上盖和内部模块可逐件拆出展示日常维护过程。</w:t>
       </w:r>
     </w:p>
     <w:sectPr>
-      <w:footerReference w:type="default" r:id="rId9"/>
       <w:pgSz w:w="11906" w:h="16838"/>
-      <w:pgMar w:top="1020" w:right="1247" w:bottom="1020" w:left="1247" w:header="454" w:footer="454" w:gutter="0"/>
+      <w:pgMar w:top="1020" w:right="1191" w:bottom="1020" w:left="1191" w:header="720" w:footer="720" w:gutter="0"/>
       <w:cols w:space="720"/>
       <w:docGrid w:linePitch="360"/>
     </w:sectPr>
   </w:body>
 </w:document>
-</file>
-
-<file path=word/footer1.xml><?xml version="1.0" encoding="utf-8"?>
-<w:ftr xmlns:m="http://schemas.openxmlformats.org/officeDocument/2006/math" xmlns:mc="http://schemas.openxmlformats.org/markup-compatibility/2006" xmlns:mo="http://schemas.microsoft.com/office/mac/office/2008/main" xmlns:mv="urn:schemas-microsoft-com:mac:vml" xmlns:o="urn:schemas-microsoft-com:office:office" xmlns:r="http://schemas.openxmlformats.org/officeDocument/2006/relationships" xmlns:v="urn:schemas-microsoft-com:vml" xmlns:w10="urn:schemas-microsoft-com:office:word" xmlns:w14="http://schemas.microsoft.com/office/word/2010/wordml" xmlns:w="http://schemas.openxmlformats.org/wordprocessingml/2006/main" xmlns:wne="http://schemas.microsoft.com/office/word/2006/wordml" xmlns:wp14="http://schemas.microsoft.com/office/word/2010/wordprocessingDrawing" xmlns:wp="http://schemas.openxmlformats.org/drawingml/2006/wordprocessingDrawing" xmlns:wpc="http://schemas.microsoft.com/office/word/2010/wordprocessingCanvas" xmlns:wpg="http://schemas.microsoft.com/office/word/2010/wordprocessingGroup" xmlns:wpi="http://schemas.microsoft.com/office/word/2010/wordprocessingInk" xmlns:wps="http://schemas.microsoft.com/office/word/2010/wordprocessingShape" mc:Ignorable="w14 wp14">
-  <w:p>
-    <w:pPr>
-      <w:pStyle w:val="Footer"/>
-      <w:jc w:val="center"/>
-    </w:pPr>
-    <w:r>
-      <w:rPr>
-        <w:rFonts w:ascii="Microsoft YaHei" w:hAnsi="Microsoft YaHei" w:eastAsia="Microsoft YaHei"/>
-        <w:b w:val="0"/>
-        <w:color w:val="98A2B3"/>
-        <w:sz w:val="17"/>
-      </w:rPr>
-      <w:t>宠物循环饮水机 · 产品素材制作信息</w:t>
-    </w:r>
-  </w:p>
-</w:ftr>
 </file>
 
 <file path=word/numbering.xml><?xml version="1.0" encoding="utf-8"?>
@@ -902,11 +939,10 @@
     <w:qFormat/>
     <w:rsid w:val="00FC693F"/>
     <w:pPr>
-      <w:spacing w:after="120" w:line="348" w:lineRule="auto"/>
+      <w:spacing w:after="100" w:line="283" w:lineRule="auto"/>
     </w:pPr>
     <w:rPr>
       <w:rFonts w:ascii="Microsoft YaHei" w:hAnsi="Microsoft YaHei" w:eastAsia="Microsoft YaHei"/>
-      <w:color w:val="253247"/>
       <w:sz w:val="21"/>
     </w:rPr>
   </w:style>
@@ -965,14 +1001,14 @@
     <w:pPr>
       <w:keepNext/>
       <w:keepLines/>
-      <w:spacing w:before="320" w:after="160"/>
+      <w:spacing w:before="240" w:after="100"/>
       <w:outlineLvl w:val="0"/>
     </w:pPr>
     <w:rPr>
       <w:rFonts w:asciiTheme="majorHAnsi" w:eastAsiaTheme="majorEastAsia" w:hAnsiTheme="majorHAnsi" w:cstheme="majorBidi" w:ascii="Microsoft YaHei" w:hAnsi="Microsoft YaHei" w:eastAsia="Microsoft YaHei"/>
       <w:b/>
       <w:bCs/>
-      <w:color w:val="8A351E"/>
+      <w:color w:val="000000"/>
       <w:sz w:val="30"/>
       <w:szCs w:val="28"/>
     </w:rPr>
@@ -989,15 +1025,15 @@
     <w:pPr>
       <w:keepNext/>
       <w:keepLines/>
-      <w:spacing w:before="200" w:after="60"/>
+      <w:spacing w:before="140" w:after="100"/>
       <w:outlineLvl w:val="1"/>
     </w:pPr>
     <w:rPr>
       <w:rFonts w:asciiTheme="majorHAnsi" w:eastAsiaTheme="majorEastAsia" w:hAnsiTheme="majorHAnsi" w:cstheme="majorBidi" w:ascii="Microsoft YaHei" w:hAnsi="Microsoft YaHei" w:eastAsia="Microsoft YaHei"/>
       <w:b/>
       <w:bCs/>
-      <w:color w:val="253247"/>
-      <w:sz w:val="23"/>
+      <w:color w:val="000000"/>
+      <w:sz w:val="22"/>
       <w:szCs w:val="26"/>
     </w:rPr>
   </w:style>
@@ -1254,15 +1290,16 @@
       <w:pBdr>
         <w:bottom w:val="single" w:sz="8" w:space="4" w:color="4F81BD" w:themeColor="accent1"/>
       </w:pBdr>
-      <w:spacing w:after="300" w:line="240" w:lineRule="auto"/>
+      <w:spacing w:after="100" w:line="240" w:lineRule="auto"/>
       <w:contextualSpacing/>
     </w:pPr>
     <w:rPr>
-      <w:rFonts w:asciiTheme="majorHAnsi" w:eastAsiaTheme="majorEastAsia" w:hAnsiTheme="majorHAnsi" w:cstheme="majorBidi"/>
-      <w:color w:val="17365D" w:themeColor="text2" w:themeShade="BF"/>
+      <w:rFonts w:asciiTheme="majorHAnsi" w:eastAsiaTheme="majorEastAsia" w:hAnsiTheme="majorHAnsi" w:cstheme="majorBidi" w:ascii="Microsoft YaHei" w:hAnsi="Microsoft YaHei" w:eastAsia="Microsoft YaHei"/>
+      <w:b/>
+      <w:color w:val="000000"/>
       <w:spacing w:val="5"/>
       <w:kern w:val="28"/>
-      <w:sz w:val="52"/>
+      <w:sz w:val="44"/>
       <w:szCs w:val="52"/>
     </w:rPr>
   </w:style>
@@ -1436,15 +1473,8 @@
       <w:numPr>
         <w:numId w:val="1"/>
       </w:numPr>
-      <w:spacing w:after="60" w:line="324" w:lineRule="auto"/>
-      <w:ind w:left="510" w:hanging="198"/>
       <w:contextualSpacing/>
     </w:pPr>
-    <w:rPr>
-      <w:rFonts w:ascii="Microsoft YaHei" w:hAnsi="Microsoft YaHei" w:eastAsia="Microsoft YaHei"/>
-      <w:color w:val="253247"/>
-      <w:sz w:val="21"/>
-    </w:rPr>
   </w:style>
   <w:style w:type="paragraph" w:styleId="ListBullet2">
     <w:name w:val="List Bullet 2"/>
@@ -12599,16 +12629,14 @@
       </w:tcPr>
     </w:tblStylePr>
   </w:style>
-  <w:style w:type="paragraph" w:customStyle="1" w:styleId="FieldValue">
-    <w:name w:val="Field Value"/>
-    <w:basedOn w:val="Normal"/>
-    <w:pPr>
-      <w:spacing w:after="120"/>
-      <w:ind w:left="255"/>
+  <w:style w:type="paragraph" w:customStyle="1" w:styleId="DocumentSubtitle">
+    <w:name w:val="Document Subtitle"/>
+    <w:pPr>
+      <w:spacing w:after="160"/>
     </w:pPr>
     <w:rPr>
       <w:rFonts w:ascii="Microsoft YaHei" w:hAnsi="Microsoft YaHei" w:eastAsia="Microsoft YaHei"/>
-      <w:color w:val="253247"/>
+      <w:color w:val="596375"/>
       <w:sz w:val="21"/>
     </w:rPr>
   </w:style>

--- a/素材/效果类项目素材/宠物循环饮水机/宠物循环饮水机资料包.docx
+++ b/素材/效果类项目素材/宠物循环饮水机/宠物循环饮水机资料包.docx
@@ -344,225 +344,441 @@
     <w:p>
       <w:pPr>
         <w:pStyle w:val="ListNumber"/>
-        <w:spacing w:after="80"/>
-        <w:ind w:left="408" w:hanging="255"/>
+        <w:keepNext w:val="0"/>
+        <w:keepLines w:val="0"/>
+        <w:widowControl/>
       </w:pPr>
       <w:r>
-        <w:rPr>
-          <w:rFonts w:ascii="Microsoft YaHei" w:hAnsi="Microsoft YaHei" w:eastAsia="Microsoft YaHei"/>
-          <w:b w:val="0"/>
-          <w:color w:val="000000"/>
-          <w:sz w:val="21"/>
-        </w:rPr>
-        <w:t>循环水流形成持续可见的饮水动态。</w:t>
+        <w:t>循环水流可持续形成清楚可见的饮水动态</w:t>
       </w:r>
     </w:p>
     <w:p>
       <w:pPr>
         <w:pStyle w:val="ListNumber"/>
-        <w:spacing w:after="80"/>
-        <w:ind w:left="408" w:hanging="255"/>
+        <w:keepNext w:val="0"/>
+        <w:keepLines w:val="0"/>
+        <w:widowControl/>
       </w:pPr>
       <w:r>
-        <w:rPr>
-          <w:rFonts w:ascii="Microsoft YaHei" w:hAnsi="Microsoft YaHei" w:eastAsia="Microsoft YaHei"/>
-          <w:b w:val="0"/>
-          <w:color w:val="000000"/>
-          <w:sz w:val="21"/>
-        </w:rPr>
-        <w:t>低位出水口在浅口饮水盘上形成柔和环形水纹。</w:t>
+        <w:t>低位出水口在浅口饮水盘上形成柔和环形水纹</w:t>
       </w:r>
     </w:p>
     <w:p>
       <w:pPr>
         <w:pStyle w:val="ListNumber"/>
-        <w:spacing w:after="80"/>
-        <w:ind w:left="408" w:hanging="255"/>
+        <w:keepNext w:val="0"/>
+        <w:keepLines w:val="0"/>
+        <w:widowControl/>
       </w:pPr>
       <w:r>
-        <w:rPr>
-          <w:rFonts w:ascii="Microsoft YaHei" w:hAnsi="Microsoft YaHei" w:eastAsia="Microsoft YaHei"/>
-          <w:b w:val="0"/>
-          <w:color w:val="000000"/>
-          <w:sz w:val="21"/>
-        </w:rPr>
-        <w:t>宽口浅盘便于猫咪自然低头饮水。</w:t>
+        <w:t>宽口浅盘便于猫咪自然低头接近水面</w:t>
       </w:r>
     </w:p>
     <w:p>
       <w:pPr>
         <w:pStyle w:val="ListNumber"/>
-        <w:spacing w:after="80"/>
-        <w:ind w:left="408" w:hanging="255"/>
+        <w:keepNext w:val="0"/>
+        <w:keepLines w:val="0"/>
+        <w:widowControl/>
       </w:pPr>
       <w:r>
-        <w:rPr>
-          <w:rFonts w:ascii="Microsoft YaHei" w:hAnsi="Microsoft YaHei" w:eastAsia="Microsoft YaHei"/>
-          <w:b w:val="0"/>
-          <w:color w:val="000000"/>
-          <w:sz w:val="21"/>
-        </w:rPr>
-        <w:t>2.5L 容量适合室内养猫家庭的日常使用。</w:t>
+        <w:t>2.5L 容量适合室内养宠家庭的日常饮水需求</w:t>
       </w:r>
     </w:p>
     <w:p>
       <w:pPr>
         <w:pStyle w:val="ListNumber"/>
-        <w:spacing w:after="80"/>
-        <w:ind w:left="408" w:hanging="255"/>
+        <w:keepNext w:val="0"/>
+        <w:keepLines w:val="0"/>
+        <w:widowControl/>
       </w:pPr>
       <w:r>
-        <w:rPr>
-          <w:rFonts w:ascii="Microsoft YaHei" w:hAnsi="Microsoft YaHei" w:eastAsia="Microsoft YaHei"/>
-          <w:b w:val="0"/>
-          <w:color w:val="000000"/>
-          <w:sz w:val="21"/>
-        </w:rPr>
-        <w:t>正面透明水位窗无需打开上盖即可观察余量。</w:t>
+        <w:t>正面透明水位窗无需打开上盖即可观察余量</w:t>
       </w:r>
     </w:p>
     <w:p>
       <w:pPr>
         <w:pStyle w:val="ListNumber"/>
-        <w:spacing w:after="80"/>
-        <w:ind w:left="408" w:hanging="255"/>
+        <w:keepNext w:val="0"/>
+        <w:keepLines w:val="0"/>
+        <w:widowControl/>
       </w:pPr>
       <w:r>
-        <w:rPr>
-          <w:rFonts w:ascii="Microsoft YaHei" w:hAnsi="Microsoft YaHei" w:eastAsia="Microsoft YaHei"/>
-          <w:b w:val="0"/>
-          <w:color w:val="000000"/>
-          <w:sz w:val="21"/>
-        </w:rPr>
-        <w:t>拉丝不锈钢饮水盘可从顶部取下。</w:t>
+        <w:t>拉丝不锈钢饮水盘可从机身顶部单独取下</w:t>
       </w:r>
     </w:p>
     <w:p>
       <w:pPr>
         <w:pStyle w:val="ListNumber"/>
-        <w:spacing w:after="80"/>
-        <w:ind w:left="408" w:hanging="255"/>
+        <w:keepNext w:val="0"/>
+        <w:keepLines w:val="0"/>
+        <w:widowControl/>
       </w:pPr>
       <w:r>
-        <w:rPr>
-          <w:rFonts w:ascii="Microsoft YaHei" w:hAnsi="Microsoft YaHei" w:eastAsia="Microsoft YaHei"/>
-          <w:b w:val="0"/>
-          <w:color w:val="000000"/>
-          <w:sz w:val="21"/>
-        </w:rPr>
-        <w:t>水泵与上盖采用可拆模块结构，便于分步清洗。</w:t>
+        <w:t>上盖与内部水泵采用可拆模块结构</w:t>
       </w:r>
     </w:p>
     <w:p>
       <w:pPr>
         <w:pStyle w:val="ListNumber"/>
-        <w:spacing w:after="80"/>
-        <w:ind w:left="408" w:hanging="255"/>
+        <w:keepNext w:val="0"/>
+        <w:keepLines w:val="0"/>
+        <w:widowControl/>
       </w:pPr>
       <w:r>
-        <w:rPr>
-          <w:rFonts w:ascii="Microsoft YaHei" w:hAnsi="Microsoft YaHei" w:eastAsia="Microsoft YaHei"/>
-          <w:b w:val="0"/>
-          <w:color w:val="000000"/>
-          <w:sz w:val="21"/>
-        </w:rPr>
-        <w:t>USB 供电适合家庭室内连续摆放。</w:t>
+        <w:t>USB 供电方式适合在室内固定位置持续摆放</w:t>
       </w:r>
     </w:p>
     <w:p>
       <w:pPr>
         <w:pStyle w:val="ListNumber"/>
-        <w:spacing w:after="80"/>
-        <w:ind w:left="408" w:hanging="255"/>
+        <w:keepNext w:val="0"/>
+        <w:keepLines w:val="0"/>
+        <w:widowControl/>
       </w:pPr>
       <w:r>
-        <w:rPr>
-          <w:rFonts w:ascii="Microsoft YaHei" w:hAnsi="Microsoft YaHei" w:eastAsia="Microsoft YaHei"/>
-          <w:b w:val="0"/>
-          <w:color w:val="000000"/>
-          <w:sz w:val="21"/>
-        </w:rPr>
-        <w:t>圆角宽底机身放在地面或矮柜上更稳定。</w:t>
+        <w:t>圆角宽底机身放在地面或矮柜上保持稳定</w:t>
       </w:r>
     </w:p>
     <w:p>
       <w:pPr>
         <w:pStyle w:val="ListNumber"/>
-        <w:spacing w:after="80"/>
-        <w:ind w:left="408" w:hanging="255"/>
+        <w:keepNext w:val="0"/>
+        <w:keepLines w:val="0"/>
+        <w:widowControl/>
       </w:pPr>
       <w:r>
-        <w:rPr>
-          <w:rFonts w:ascii="Microsoft YaHei" w:hAnsi="Microsoft YaHei" w:eastAsia="Microsoft YaHei"/>
-          <w:b w:val="0"/>
-          <w:color w:val="000000"/>
-          <w:sz w:val="21"/>
-        </w:rPr>
-        <w:t>暖白色机身能自然融入客厅和家居环境。</w:t>
+        <w:t>暖白色机身能自然融入浅色家居和宠物用品</w:t>
       </w:r>
     </w:p>
     <w:p>
       <w:pPr>
         <w:pStyle w:val="ListNumber"/>
-        <w:spacing w:after="80"/>
-        <w:ind w:left="408" w:hanging="255"/>
+        <w:keepNext w:val="0"/>
+        <w:keepLines w:val="0"/>
+        <w:widowControl/>
       </w:pPr>
       <w:r>
-        <w:rPr>
-          <w:rFonts w:ascii="Microsoft YaHei" w:hAnsi="Microsoft YaHei" w:eastAsia="Microsoft YaHei"/>
-          <w:b w:val="0"/>
-          <w:color w:val="000000"/>
-          <w:sz w:val="21"/>
-        </w:rPr>
-        <w:t>透明水位窗方便工作日外出前快速检查水量。</w:t>
+        <w:t>窄长水位窗可清楚显示水量从高到低的变化</w:t>
       </w:r>
     </w:p>
     <w:p>
       <w:pPr>
         <w:pStyle w:val="ListNumber"/>
-        <w:spacing w:after="80"/>
-        <w:ind w:left="408" w:hanging="255"/>
+        <w:keepNext w:val="0"/>
+        <w:keepLines w:val="0"/>
+        <w:widowControl/>
       </w:pPr>
       <w:r>
-        <w:rPr>
-          <w:rFonts w:ascii="Microsoft YaHei" w:hAnsi="Microsoft YaHei" w:eastAsia="Microsoft YaHei"/>
-          <w:b w:val="0"/>
-          <w:color w:val="000000"/>
-          <w:sz w:val="21"/>
-        </w:rPr>
-        <w:t>循环饮水形态适合记录猫咪主动靠近并低头饮水的过程。</w:t>
+        <w:t>从顶部加水时可直接观察水位窗中的水线升高</w:t>
       </w:r>
     </w:p>
     <w:p>
       <w:pPr>
         <w:pStyle w:val="ListNumber"/>
-        <w:spacing w:after="80"/>
-        <w:ind w:left="408" w:hanging="255"/>
+        <w:keepNext w:val="0"/>
+        <w:keepLines w:val="0"/>
+        <w:widowControl/>
       </w:pPr>
       <w:r>
-        <w:rPr>
-          <w:rFonts w:ascii="Microsoft YaHei" w:hAnsi="Microsoft YaHei" w:eastAsia="Microsoft YaHei"/>
-          <w:b w:val="0"/>
-          <w:color w:val="000000"/>
-          <w:sz w:val="21"/>
-        </w:rPr>
-        <w:t>宽口饮水盘可供多猫家庭轮流使用。</w:t>
+        <w:t>运行后出水口、水流和水面波纹形成连续过程</w:t>
       </w:r>
     </w:p>
     <w:p>
       <w:pPr>
         <w:pStyle w:val="ListNumber"/>
-        <w:spacing w:after="80"/>
-        <w:ind w:left="408" w:hanging="255"/>
+        <w:keepNext w:val="0"/>
+        <w:keepLines w:val="0"/>
+        <w:widowControl/>
       </w:pPr>
       <w:r>
-        <w:rPr>
-          <w:rFonts w:ascii="Microsoft YaHei" w:hAnsi="Microsoft YaHei" w:eastAsia="Microsoft YaHei"/>
-          <w:b w:val="0"/>
-          <w:color w:val="000000"/>
-          <w:sz w:val="21"/>
-        </w:rPr>
-        <w:t>饮水盘、上盖和内部模块可逐件拆出展示日常维护过程。</w:t>
+        <w:t>拉丝不锈钢盘在自然光下呈现细腻金属纹理</w:t>
+      </w:r>
+    </w:p>
+    <w:p>
+      <w:pPr>
+        <w:pStyle w:val="ListNumber"/>
+        <w:keepNext w:val="0"/>
+        <w:keepLines w:val="0"/>
+        <w:widowControl/>
+      </w:pPr>
+      <w:r>
+        <w:t>饮水盘的浅口结构可从俯视角度完整展示</w:t>
+      </w:r>
+    </w:p>
+    <w:p>
+      <w:pPr>
+        <w:pStyle w:val="ListNumber"/>
+        <w:keepNext w:val="0"/>
+        <w:keepLines w:val="0"/>
+        <w:widowControl/>
+      </w:pPr>
+      <w:r>
+        <w:t>圆角机身减少宠物活动区域中突出的尖锐轮廓</w:t>
+      </w:r>
+    </w:p>
+    <w:p>
+      <w:pPr>
+        <w:pStyle w:val="ListNumber"/>
+        <w:keepNext w:val="0"/>
+        <w:keepLines w:val="0"/>
+        <w:widowControl/>
+      </w:pPr>
+      <w:r>
+        <w:t>猫咪靠近时可先观察流动水面再低头饮水</w:t>
+      </w:r>
+    </w:p>
+    <w:p>
+      <w:pPr>
+        <w:pStyle w:val="ListNumber"/>
+        <w:keepNext w:val="0"/>
+        <w:keepLines w:val="0"/>
+        <w:widowControl/>
+      </w:pPr>
+      <w:r>
+        <w:t>猫咪可直接从低位出水口附近舔饮流动水</w:t>
+      </w:r>
+    </w:p>
+    <w:p>
+      <w:pPr>
+        <w:pStyle w:val="ListNumber"/>
+        <w:keepNext w:val="0"/>
+        <w:keepLines w:val="0"/>
+        <w:widowControl/>
+      </w:pPr>
+      <w:r>
+        <w:t>猫咪也可从浅口饮水盘边缘选择饮水位置</w:t>
+      </w:r>
+    </w:p>
+    <w:p>
+      <w:pPr>
+        <w:pStyle w:val="ListNumber"/>
+        <w:keepNext w:val="0"/>
+        <w:keepLines w:val="0"/>
+        <w:widowControl/>
+      </w:pPr>
+      <w:r>
+        <w:t>多只猫可围绕宽口饮水盘依次饮水</w:t>
+      </w:r>
+    </w:p>
+    <w:p>
+      <w:pPr>
+        <w:pStyle w:val="ListNumber"/>
+        <w:keepNext w:val="0"/>
+        <w:keepLines w:val="0"/>
+        <w:widowControl/>
+      </w:pPr>
+      <w:r>
+        <w:t>宠物轻触机身时宽底结构仍能保持平稳放置</w:t>
+      </w:r>
+    </w:p>
+    <w:p>
+      <w:pPr>
+        <w:pStyle w:val="ListNumber"/>
+        <w:keepNext w:val="0"/>
+        <w:keepLines w:val="0"/>
+        <w:widowControl/>
+      </w:pPr>
+      <w:r>
+        <w:t>工作日出门前可通过水位窗快速确认是否需要加水</w:t>
+      </w:r>
+    </w:p>
+    <w:p>
+      <w:pPr>
+        <w:pStyle w:val="ListNumber"/>
+        <w:keepNext w:val="0"/>
+        <w:keepLines w:val="0"/>
+        <w:widowControl/>
+      </w:pPr>
+      <w:r>
+        <w:t>回家后无需拆盖即可先查看当天剩余水量</w:t>
+      </w:r>
+    </w:p>
+    <w:p>
+      <w:pPr>
+        <w:pStyle w:val="ListNumber"/>
+        <w:keepNext w:val="0"/>
+        <w:keepLines w:val="0"/>
+        <w:widowControl/>
+      </w:pPr>
+      <w:r>
+        <w:t>透明水位窗在侧光下能突出内部水线位置</w:t>
+      </w:r>
+    </w:p>
+    <w:p>
+      <w:pPr>
+        <w:pStyle w:val="ListNumber"/>
+        <w:keepNext w:val="0"/>
+        <w:keepLines w:val="0"/>
+        <w:widowControl/>
+      </w:pPr>
+      <w:r>
+        <w:t>取下饮水盘后可直接展示盘体正反两面</w:t>
+      </w:r>
+    </w:p>
+    <w:p>
+      <w:pPr>
+        <w:pStyle w:val="ListNumber"/>
+        <w:keepNext w:val="0"/>
+        <w:keepLines w:val="0"/>
+        <w:widowControl/>
+      </w:pPr>
+      <w:r>
+        <w:t>不锈钢饮水盘可在水龙头下单独冲洗</w:t>
+      </w:r>
+    </w:p>
+    <w:p>
+      <w:pPr>
+        <w:pStyle w:val="ListNumber"/>
+        <w:keepNext w:val="0"/>
+        <w:keepLines w:val="0"/>
+        <w:widowControl/>
+      </w:pPr>
+      <w:r>
+        <w:t>掀开上盖后可看到机身内部的储水空间</w:t>
+      </w:r>
+    </w:p>
+    <w:p>
+      <w:pPr>
+        <w:pStyle w:val="ListNumber"/>
+        <w:keepNext w:val="0"/>
+        <w:keepLines w:val="0"/>
+        <w:widowControl/>
+      </w:pPr>
+      <w:r>
+        <w:t>内部水泵可从机身中取出进行分步清洁</w:t>
+      </w:r>
+    </w:p>
+    <w:p>
+      <w:pPr>
+        <w:pStyle w:val="ListNumber"/>
+        <w:keepNext w:val="0"/>
+        <w:keepLines w:val="0"/>
+        <w:widowControl/>
+      </w:pPr>
+      <w:r>
+        <w:t>清洁时可将饮水盘、上盖和水泵依次排列展示</w:t>
+      </w:r>
+    </w:p>
+    <w:p>
+      <w:pPr>
+        <w:pStyle w:val="ListNumber"/>
+        <w:keepNext w:val="0"/>
+        <w:keepLines w:val="0"/>
+        <w:widowControl/>
+      </w:pPr>
+      <w:r>
+        <w:t>清洁后可按水泵、上盖、饮水盘的顺序重新装回</w:t>
+      </w:r>
+    </w:p>
+    <w:p>
+      <w:pPr>
+        <w:pStyle w:val="ListNumber"/>
+        <w:keepNext w:val="0"/>
+        <w:keepLines w:val="0"/>
+        <w:widowControl/>
+      </w:pPr>
+      <w:r>
+        <w:t>重新通电后可展示静止水面恢复为循环水流</w:t>
+      </w:r>
+    </w:p>
+    <w:p>
+      <w:pPr>
+        <w:pStyle w:val="ListNumber"/>
+        <w:keepNext w:val="0"/>
+        <w:keepLines w:val="0"/>
+        <w:widowControl/>
+      </w:pPr>
+      <w:r>
+        <w:t>机身适合摆放在客厅靠墙的宠物饮水区域</w:t>
+      </w:r>
+    </w:p>
+    <w:p>
+      <w:pPr>
+        <w:pStyle w:val="ListNumber"/>
+        <w:keepNext w:val="0"/>
+        <w:keepLines w:val="0"/>
+        <w:widowControl/>
+      </w:pPr>
+      <w:r>
+        <w:t>机身可与食盆并列放在固定的宠物进食区域</w:t>
+      </w:r>
+    </w:p>
+    <w:p>
+      <w:pPr>
+        <w:pStyle w:val="ListNumber"/>
+        <w:keepNext w:val="0"/>
+        <w:keepLines w:val="0"/>
+        <w:widowControl/>
+      </w:pPr>
+      <w:r>
+        <w:t>暖白机身与不锈钢盘形成柔和与金属两种材质对比</w:t>
+      </w:r>
+    </w:p>
+    <w:p>
+      <w:pPr>
+        <w:pStyle w:val="ListNumber"/>
+        <w:keepNext w:val="0"/>
+        <w:keepLines w:val="0"/>
+        <w:widowControl/>
+      </w:pPr>
+      <w:r>
+        <w:t>出水口近景可清楚记录水流落到盘面的瞬间</w:t>
+      </w:r>
+    </w:p>
+    <w:p>
+      <w:pPr>
+        <w:pStyle w:val="ListNumber"/>
+        <w:keepNext w:val="0"/>
+        <w:keepLines w:val="0"/>
+        <w:widowControl/>
+      </w:pPr>
+      <w:r>
+        <w:t>俯拍可完整呈现由中心向外扩散的环形水纹</w:t>
+      </w:r>
+    </w:p>
+    <w:p>
+      <w:pPr>
+        <w:pStyle w:val="ListNumber"/>
+        <w:keepNext w:val="0"/>
+        <w:keepLines w:val="0"/>
+        <w:widowControl/>
+      </w:pPr>
+      <w:r>
+        <w:t>侧拍可同时看到出水口、水面和正面水位窗</w:t>
+      </w:r>
+    </w:p>
+    <w:p>
+      <w:pPr>
+        <w:pStyle w:val="ListNumber"/>
+        <w:keepNext w:val="0"/>
+        <w:keepLines w:val="0"/>
+        <w:widowControl/>
+      </w:pPr>
+      <w:r>
+        <w:t>低机位可从猫咪视角呈现饮水盘的开放高度</w:t>
+      </w:r>
+    </w:p>
+    <w:p>
+      <w:pPr>
+        <w:pStyle w:val="ListNumber"/>
+        <w:keepNext w:val="0"/>
+        <w:keepLines w:val="0"/>
+        <w:widowControl/>
+      </w:pPr>
+      <w:r>
+        <w:t>从加水、装回上盖到恢复循环可形成完整维护流程</w:t>
+      </w:r>
+    </w:p>
+    <w:p>
+      <w:pPr>
+        <w:pStyle w:val="ListNumber"/>
+        <w:keepNext w:val="0"/>
+        <w:keepLines w:val="0"/>
+        <w:widowControl/>
+      </w:pPr>
+      <w:r>
+        <w:t>从水位检查到猫咪饮水可形成日常使用的连续动作</w:t>
       </w:r>
     </w:p>
     <w:sectPr>
@@ -1287,9 +1503,6 @@
     <w:qFormat/>
     <w:rsid w:val="00FC693F"/>
     <w:pPr>
-      <w:pBdr>
-        <w:bottom w:val="single" w:sz="8" w:space="4" w:color="4F81BD" w:themeColor="accent1"/>
-      </w:pBdr>
       <w:spacing w:after="100" w:line="240" w:lineRule="auto"/>
       <w:contextualSpacing/>
     </w:pPr>
